--- a/resources/HEARTH_Location_Agreement.docx
+++ b/resources/HEARTH_Location_Agreement.docx
@@ -1062,19 +1062,6 @@
               </w:rPr>
               <w:t xml:space="preserve">From: _______________  To: _______________</w:t>
             </w:r>
-            <w:r>
-              <w:rPr>
-                <w:rFonts w:ascii="Arial" w:cs="Arial" w:eastAsia="Arial" w:hAnsi="Arial"/>
-                <w:b w:val="false"/>
-                <w:bCs w:val="false"/>
-                <w:i w:val="false"/>
-                <w:iCs w:val="false"/>
-                <w:color w:val="484858"/>
-                <w:sz w:val="19"/>
-                <w:szCs w:val="19"/>
-              </w:rPr>
-              <w:t xml:space="preserve"/>
-            </w:r>
           </w:p>
         </w:tc>
       </w:tr>
@@ -1149,19 +1136,6 @@
               </w:rPr>
               <w:t xml:space="preserve">From: _______________  To: _______________</w:t>
             </w:r>
-            <w:r>
-              <w:rPr>
-                <w:rFonts w:ascii="Arial" w:cs="Arial" w:eastAsia="Arial" w:hAnsi="Arial"/>
-                <w:b w:val="false"/>
-                <w:bCs w:val="false"/>
-                <w:i w:val="false"/>
-                <w:iCs w:val="false"/>
-                <w:color w:val="484858"/>
-                <w:sz w:val="19"/>
-                <w:szCs w:val="19"/>
-              </w:rPr>
-              <w:t xml:space="preserve"/>
-            </w:r>
           </w:p>
         </w:tc>
       </w:tr>
@@ -1235,19 +1209,6 @@
                 <w:szCs w:val="19"/>
               </w:rPr>
               <w:t xml:space="preserve">Day Before: _______________ Day After: _______________</w:t>
-            </w:r>
-            <w:r>
-              <w:rPr>
-                <w:rFonts w:ascii="Arial" w:cs="Arial" w:eastAsia="Arial" w:hAnsi="Arial"/>
-                <w:b w:val="false"/>
-                <w:bCs w:val="false"/>
-                <w:i w:val="false"/>
-                <w:iCs w:val="false"/>
-                <w:color w:val="484858"/>
-                <w:sz w:val="19"/>
-                <w:szCs w:val="19"/>
-              </w:rPr>
-              <w:t xml:space="preserve"/>
             </w:r>
           </w:p>
         </w:tc>
@@ -1410,19 +1371,6 @@
               </w:rPr>
               <w:t xml:space="preserve">$_______________  OR  _______________  (description of in-kind)</w:t>
             </w:r>
-            <w:r>
-              <w:rPr>
-                <w:rFonts w:ascii="Arial" w:cs="Arial" w:eastAsia="Arial" w:hAnsi="Arial"/>
-                <w:b w:val="false"/>
-                <w:bCs w:val="false"/>
-                <w:i w:val="false"/>
-                <w:iCs w:val="false"/>
-                <w:color w:val="484858"/>
-                <w:sz w:val="19"/>
-                <w:szCs w:val="19"/>
-              </w:rPr>
-              <w:t xml:space="preserve"/>
-            </w:r>
           </w:p>
         </w:tc>
       </w:tr>
@@ -1496,19 +1444,6 @@
                 <w:szCs w:val="19"/>
               </w:rPr>
               <w:t xml:space="preserve">$_______________  Refundable: Yes / No  Return Date: _______________</w:t>
-            </w:r>
-            <w:r>
-              <w:rPr>
-                <w:rFonts w:ascii="Arial" w:cs="Arial" w:eastAsia="Arial" w:hAnsi="Arial"/>
-                <w:b w:val="false"/>
-                <w:bCs w:val="false"/>
-                <w:i w:val="false"/>
-                <w:iCs w:val="false"/>
-                <w:color w:val="484858"/>
-                <w:sz w:val="19"/>
-                <w:szCs w:val="19"/>
-              </w:rPr>
-              <w:t xml:space="preserve"/>
             </w:r>
           </w:p>
         </w:tc>
@@ -3148,7 +3083,7 @@
                 <w:sz w:val="16"/>
                 <w:szCs w:val="16"/>
               </w:rPr>
-              <w:t xml:space="preserve">HEARTH  ·  Production Resource Library  ·  hearthmedia.com</w:t>
+              <w:t xml:space="preserve">HEARTH  ·  Production Resource Library  ·  buildyourhearth.studio</w:t>
             </w:r>
           </w:p>
           <w:p>
@@ -3167,7 +3102,7 @@
                 <w:sz w:val="14"/>
                 <w:szCs w:val="14"/>
               </w:rPr>
-              <w:t xml:space="preserve">Where Stories Gather  ·  For educational use. Not legal advice. Have all agreements reviewed by an attorney.</w:t>
+              <w:t xml:space="preserve">Where Voices Find Their Fire  ·  For educational use. Not legal advice. Have all agreements reviewed by an attorney.</w:t>
             </w:r>
           </w:p>
         </w:tc>

--- a/resources/HEARTH_Location_Agreement.docx
+++ b/resources/HEARTH_Location_Agreement.docx
@@ -1062,6 +1062,19 @@
               </w:rPr>
               <w:t xml:space="preserve">From: _______________  To: _______________</w:t>
             </w:r>
+            <w:r>
+              <w:rPr>
+                <w:rFonts w:ascii="Arial" w:cs="Arial" w:eastAsia="Arial" w:hAnsi="Arial"/>
+                <w:b w:val="false"/>
+                <w:bCs w:val="false"/>
+                <w:i w:val="false"/>
+                <w:iCs w:val="false"/>
+                <w:color w:val="484858"/>
+                <w:sz w:val="19"/>
+                <w:szCs w:val="19"/>
+              </w:rPr>
+              <w:t xml:space="preserve"/>
+            </w:r>
           </w:p>
         </w:tc>
       </w:tr>
@@ -1136,6 +1149,19 @@
               </w:rPr>
               <w:t xml:space="preserve">From: _______________  To: _______________</w:t>
             </w:r>
+            <w:r>
+              <w:rPr>
+                <w:rFonts w:ascii="Arial" w:cs="Arial" w:eastAsia="Arial" w:hAnsi="Arial"/>
+                <w:b w:val="false"/>
+                <w:bCs w:val="false"/>
+                <w:i w:val="false"/>
+                <w:iCs w:val="false"/>
+                <w:color w:val="484858"/>
+                <w:sz w:val="19"/>
+                <w:szCs w:val="19"/>
+              </w:rPr>
+              <w:t xml:space="preserve"/>
+            </w:r>
           </w:p>
         </w:tc>
       </w:tr>
@@ -1209,6 +1235,19 @@
                 <w:szCs w:val="19"/>
               </w:rPr>
               <w:t xml:space="preserve">Day Before: _______________ Day After: _______________</w:t>
+            </w:r>
+            <w:r>
+              <w:rPr>
+                <w:rFonts w:ascii="Arial" w:cs="Arial" w:eastAsia="Arial" w:hAnsi="Arial"/>
+                <w:b w:val="false"/>
+                <w:bCs w:val="false"/>
+                <w:i w:val="false"/>
+                <w:iCs w:val="false"/>
+                <w:color w:val="484858"/>
+                <w:sz w:val="19"/>
+                <w:szCs w:val="19"/>
+              </w:rPr>
+              <w:t xml:space="preserve"/>
             </w:r>
           </w:p>
         </w:tc>
@@ -1371,6 +1410,19 @@
               </w:rPr>
               <w:t xml:space="preserve">$_______________  OR  _______________  (description of in-kind)</w:t>
             </w:r>
+            <w:r>
+              <w:rPr>
+                <w:rFonts w:ascii="Arial" w:cs="Arial" w:eastAsia="Arial" w:hAnsi="Arial"/>
+                <w:b w:val="false"/>
+                <w:bCs w:val="false"/>
+                <w:i w:val="false"/>
+                <w:iCs w:val="false"/>
+                <w:color w:val="484858"/>
+                <w:sz w:val="19"/>
+                <w:szCs w:val="19"/>
+              </w:rPr>
+              <w:t xml:space="preserve"/>
+            </w:r>
           </w:p>
         </w:tc>
       </w:tr>
@@ -1444,6 +1496,19 @@
                 <w:szCs w:val="19"/>
               </w:rPr>
               <w:t xml:space="preserve">$_______________  Refundable: Yes / No  Return Date: _______________</w:t>
+            </w:r>
+            <w:r>
+              <w:rPr>
+                <w:rFonts w:ascii="Arial" w:cs="Arial" w:eastAsia="Arial" w:hAnsi="Arial"/>
+                <w:b w:val="false"/>
+                <w:bCs w:val="false"/>
+                <w:i w:val="false"/>
+                <w:iCs w:val="false"/>
+                <w:color w:val="484858"/>
+                <w:sz w:val="19"/>
+                <w:szCs w:val="19"/>
+              </w:rPr>
+              <w:t xml:space="preserve"/>
             </w:r>
           </w:p>
         </w:tc>
@@ -3083,7 +3148,7 @@
                 <w:sz w:val="16"/>
                 <w:szCs w:val="16"/>
               </w:rPr>
-              <w:t xml:space="preserve">HEARTH  ·  Production Resource Library  ·  buildyourhearth.studio</w:t>
+              <w:t xml:space="preserve">HEARTH  ·  Production Resource Library  ·  hearthmedia.com</w:t>
             </w:r>
           </w:p>
           <w:p>
@@ -3102,7 +3167,7 @@
                 <w:sz w:val="14"/>
                 <w:szCs w:val="14"/>
               </w:rPr>
-              <w:t xml:space="preserve">Where Voices Find Their Fire  ·  For educational use. Not legal advice. Have all agreements reviewed by an attorney.</w:t>
+              <w:t xml:space="preserve">Where Stories Gather  ·  For educational use. Not legal advice. Have all agreements reviewed by an attorney.</w:t>
             </w:r>
           </w:p>
         </w:tc>
